--- a/week-09-metaphor-and-leads/Draft Conference.docx
+++ b/week-09-metaphor-and-leads/Draft Conference.docx
@@ -73,7 +73,7 @@
           <w:sz w:val="22"/>
           <w:szCs w:val="22"/>
         </w:rPr>
-        <w:t>Before your draft conference on Wednesday, October 21, you post your revised draft so I can read it before we meet over Zoom. This is my read of your currere — after you have already heard it aloud, traded peer feedback, and revised. Come ready to talk about the one or two things you most want to work on.</w:t>
+        <w:t>Before your draft conference on Wednesday, October 21, you post your revised draft so I can read it before we meet over Zoom. This is my read of your currere — after you have already heard it aloud, traded peer feedback, and revised. Come ready to talk about the one or two things you most want to work on. Book your slot here: https://calendar.app.google/jrNdwi2coGVSG6F6A</w:t>
       </w:r>
     </w:p>
     <w:p>

--- a/week-09-metaphor-and-leads/Draft Conference.docx
+++ b/week-09-metaphor-and-leads/Draft Conference.docx
@@ -8,7 +8,7 @@
       </w:pPr>
       <w:r>
         <w:rPr>
-          <w:rFonts w:ascii="Inter" w:hAnsi="Inter" w:eastAsia="Inter" w:cs="Inter"/>
+          <w:rFonts w:ascii="Calibri" w:hAnsi="Calibri" w:eastAsia="Calibri" w:cs="Calibri"/>
           <w:b/>
           <w:bCs/>
           <w:sz w:val="24"/>
@@ -23,7 +23,7 @@
       </w:pPr>
       <w:r>
         <w:rPr>
-          <w:rFonts w:ascii="Inter" w:hAnsi="Inter" w:eastAsia="Inter" w:cs="Inter"/>
+          <w:rFonts w:ascii="Calibri" w:hAnsi="Calibri" w:eastAsia="Calibri" w:cs="Calibri"/>
           <w:b/>
           <w:bCs/>
           <w:sz w:val="24"/>
@@ -38,7 +38,7 @@
       </w:pPr>
       <w:r>
         <w:rPr>
-          <w:rFonts w:ascii="Inter" w:hAnsi="Inter" w:eastAsia="Inter" w:cs="Inter"/>
+          <w:rFonts w:ascii="Calibri" w:hAnsi="Calibri" w:eastAsia="Calibri" w:cs="Calibri"/>
           <w:b/>
           <w:bCs/>
           <w:sz w:val="24"/>
@@ -53,7 +53,7 @@
       </w:pPr>
       <w:r>
         <w:rPr>
-          <w:rFonts w:ascii="Inter" w:hAnsi="Inter" w:eastAsia="Inter" w:cs="Inter"/>
+          <w:rFonts w:ascii="Calibri" w:hAnsi="Calibri" w:eastAsia="Calibri" w:cs="Calibri"/>
           <w:b/>
           <w:bCs/>
           <w:color w:val="4f81bd"/>
@@ -69,7 +69,7 @@
       </w:pPr>
       <w:r>
         <w:rPr>
-          <w:rFonts w:ascii="Inter" w:hAnsi="Inter" w:eastAsia="Inter" w:cs="Inter"/>
+          <w:rFonts w:ascii="Calibri" w:hAnsi="Calibri" w:eastAsia="Calibri" w:cs="Calibri"/>
           <w:sz w:val="22"/>
           <w:szCs w:val="22"/>
         </w:rPr>
@@ -82,7 +82,7 @@
       </w:pPr>
       <w:r>
         <w:rPr>
-          <w:rFonts w:ascii="Inter" w:hAnsi="Inter" w:eastAsia="Inter" w:cs="Inter"/>
+          <w:rFonts w:ascii="Calibri" w:hAnsi="Calibri" w:eastAsia="Calibri" w:cs="Calibri"/>
           <w:b/>
           <w:bCs/>
           <w:color w:val="4f81bd"/>
@@ -98,7 +98,7 @@
       </w:pPr>
       <w:r>
         <w:rPr>
-          <w:rFonts w:ascii="Inter" w:hAnsi="Inter" w:eastAsia="Inter" w:cs="Inter"/>
+          <w:rFonts w:ascii="Calibri" w:hAnsi="Calibri" w:eastAsia="Calibri" w:cs="Calibri"/>
           <w:sz w:val="22"/>
           <w:szCs w:val="22"/>
         </w:rPr>
@@ -111,7 +111,7 @@
       </w:pPr>
       <w:r>
         <w:rPr>
-          <w:rFonts w:ascii="Inter" w:hAnsi="Inter" w:eastAsia="Inter" w:cs="Inter"/>
+          <w:rFonts w:ascii="Calibri" w:hAnsi="Calibri" w:eastAsia="Calibri" w:cs="Calibri"/>
           <w:b/>
           <w:bCs/>
           <w:sz w:val="22"/>
@@ -121,7 +121,7 @@
       </w:r>
       <w:r>
         <w:rPr>
-          <w:rFonts w:ascii="Inter" w:hAnsi="Inter" w:eastAsia="Inter" w:cs="Inter"/>
+          <w:rFonts w:ascii="Calibri" w:hAnsi="Calibri" w:eastAsia="Calibri" w:cs="Calibri"/>
           <w:sz w:val="22"/>
           <w:szCs w:val="22"/>
         </w:rPr>
@@ -134,7 +134,7 @@
       </w:pPr>
       <w:r>
         <w:rPr>
-          <w:rFonts w:ascii="Inter" w:hAnsi="Inter" w:eastAsia="Inter" w:cs="Inter"/>
+          <w:rFonts w:ascii="Calibri" w:hAnsi="Calibri" w:eastAsia="Calibri" w:cs="Calibri"/>
           <w:b/>
           <w:bCs/>
           <w:sz w:val="22"/>
@@ -144,7 +144,7 @@
       </w:r>
       <w:r>
         <w:rPr>
-          <w:rFonts w:ascii="Inter" w:hAnsi="Inter" w:eastAsia="Inter" w:cs="Inter"/>
+          <w:rFonts w:ascii="Calibri" w:hAnsi="Calibri" w:eastAsia="Calibri" w:cs="Calibri"/>
           <w:sz w:val="22"/>
           <w:szCs w:val="22"/>
         </w:rPr>
@@ -157,7 +157,7 @@
       </w:pPr>
       <w:r>
         <w:rPr>
-          <w:rFonts w:ascii="Inter" w:hAnsi="Inter" w:eastAsia="Inter" w:cs="Inter"/>
+          <w:rFonts w:ascii="Calibri" w:hAnsi="Calibri" w:eastAsia="Calibri" w:cs="Calibri"/>
           <w:b/>
           <w:bCs/>
           <w:color w:val="4f81bd"/>
@@ -214,7 +214,7 @@
             </w:pPr>
             <w:r>
               <w:rPr>
-                <w:rFonts w:ascii="Inter" w:hAnsi="Inter" w:eastAsia="Inter" w:cs="Inter"/>
+                <w:rFonts w:ascii="Calibri" w:hAnsi="Calibri" w:eastAsia="Calibri" w:cs="Calibri"/>
                 <w:b/>
                 <w:bCs/>
                 <w:sz w:val="22"/>
@@ -246,7 +246,7 @@
             </w:pPr>
             <w:r>
               <w:rPr>
-                <w:rFonts w:ascii="Inter" w:hAnsi="Inter" w:eastAsia="Inter" w:cs="Inter"/>
+                <w:rFonts w:ascii="Calibri" w:hAnsi="Calibri" w:eastAsia="Calibri" w:cs="Calibri"/>
                 <w:sz w:val="22"/>
                 <w:szCs w:val="22"/>
               </w:rPr>
@@ -278,7 +278,7 @@
             </w:pPr>
             <w:r>
               <w:rPr>
-                <w:rFonts w:ascii="Inter" w:hAnsi="Inter" w:eastAsia="Inter" w:cs="Inter"/>
+                <w:rFonts w:ascii="Calibri" w:hAnsi="Calibri" w:eastAsia="Calibri" w:cs="Calibri"/>
                 <w:b/>
                 <w:bCs/>
                 <w:sz w:val="22"/>
@@ -310,7 +310,7 @@
             </w:pPr>
             <w:r>
               <w:rPr>
-                <w:rFonts w:ascii="Inter" w:hAnsi="Inter" w:eastAsia="Inter" w:cs="Inter"/>
+                <w:rFonts w:ascii="Calibri" w:hAnsi="Calibri" w:eastAsia="Calibri" w:cs="Calibri"/>
                 <w:sz w:val="22"/>
                 <w:szCs w:val="22"/>
               </w:rPr>
@@ -569,7 +569,7 @@
   <w:docDefaults>
     <w:rPrDefault>
       <w:rPr>
-        <w:rFonts w:ascii="Inter" w:cs="Inter" w:eastAsia="Inter" w:hAnsi="Inter"/>
+        <w:rFonts w:ascii="Calibri" w:cs="Calibri" w:eastAsia="Calibri" w:hAnsi="Calibri"/>
         <w:sz w:val="22"/>
         <w:szCs w:val="22"/>
         <w:lang w:val="en"/>
@@ -605,7 +605,7 @@
       <w:spacing w:after="0" w:before="0" w:lineRule="auto"/>
     </w:pPr>
     <w:rPr>
-      <w:rFonts w:ascii="Inter" w:cs="Inter" w:eastAsia="Inter" w:hAnsi="Inter"/>
+      <w:rFonts w:ascii="Calibri" w:cs="Calibri" w:eastAsia="Calibri" w:hAnsi="Calibri"/>
       <w:b w:val="1"/>
       <w:bCs w:val="1"/>
       <w:color w:val="366091"/>
@@ -623,7 +623,7 @@
       <w:spacing w:after="0" w:before="200" w:lineRule="auto"/>
     </w:pPr>
     <w:rPr>
-      <w:rFonts w:ascii="Inter" w:cs="Inter" w:eastAsia="Inter" w:hAnsi="Inter"/>
+      <w:rFonts w:ascii="Calibri" w:cs="Calibri" w:eastAsia="Calibri" w:hAnsi="Calibri"/>
       <w:b w:val="1"/>
       <w:bCs w:val="1"/>
       <w:color w:val="4f81bd"/>
@@ -706,7 +706,7 @@
       <w:spacing w:after="300" w:line="240" w:lineRule="auto"/>
     </w:pPr>
     <w:rPr>
-      <w:rFonts w:ascii="Inter" w:cs="Inter" w:eastAsia="Inter" w:hAnsi="Inter"/>
+      <w:rFonts w:ascii="Calibri" w:cs="Calibri" w:eastAsia="Calibri" w:hAnsi="Calibri"/>
       <w:color w:val="17365d"/>
       <w:sz w:val="52"/>
       <w:szCs w:val="52"/>
